--- a/OpenVLA_day02_trace_A.docx
+++ b/OpenVLA_day02_trace_A.docx
@@ -21,12 +21,7 @@
     </w:p>
     <w:p>
       <w:r>
-        <w:t>Mise en place et validation d’un premier programme de contrôle sur le robot collaboratif UR : tracé géométrique de la lettre « A » dans l’espace de travail, à l’aide d’un script URScript (fonction trace_A avec répétition paramétrable).</w:t>
-      </w:r>
-    </w:p>
-    <w:p>
-      <w:r>
-        <w:t>Cette étape pose les bases de l’intégration robotique du stage : définition des poses, paramètres de mouvement (vitesse, accélération, lissage), séquence d’approche et retrait sécurisé de l’outil.</w:t>
+        <w:t>Premier contrôle du robot UR : tracer la lettre « A » dans l’espace de travail avec URScript (movej / movel).</w:t>
       </w:r>
     </w:p>
     <w:p>
@@ -34,7 +29,7 @@
         <w:pStyle w:val="Heading1"/>
       </w:pPr>
       <w:r>
-        <w:t>Travail réalisé</w:t>
+        <w:t>Étapes essentielles</w:t>
       </w:r>
     </w:p>
     <w:p>
@@ -42,7 +37,7 @@
         <w:pStyle w:val="ListBullet"/>
       </w:pPr>
       <w:r>
-        <w:t>Configuration TCP et charge utile (set_tcp, set_payload).</w:t>
+        <w:t>1. Préparer le robot — définir TCP et charge (set_tcp, set_payload), vérifier l’espace de travail.</w:t>
       </w:r>
     </w:p>
     <w:p>
@@ -50,7 +45,7 @@
         <w:pStyle w:val="ListBullet"/>
       </w:pPr>
       <w:r>
-        <w:t>Définition des paramètres de mouvement : vitesse 0,1 m/s, accélération 0,5 m/s², rayon de lissage (blend) 0,005 m.</w:t>
+        <w:t>2. Placer les points du A — 5 poses clés : base gauche (p1), sommet (p2), base droite (p3), extrémités de la barre (p4, p5).</w:t>
       </w:r>
     </w:p>
     <w:p>
@@ -58,7 +53,7 @@
         <w:pStyle w:val="ListBullet"/>
       </w:pPr>
       <w:r>
-        <w:t>Calcul des cinq points clés du A (base, sommet, barre transversale) dans le repère outil.</w:t>
+        <w:t>3. Approcher la surface — movej vers une pose de sécurité au-dessus du point de départ (pa, avec lift).</w:t>
       </w:r>
     </w:p>
     <w:p>
@@ -66,7 +61,7 @@
         <w:pStyle w:val="ListBullet"/>
       </w:pPr>
       <w:r>
-        <w:t>Séquence movej / movel : approche, traits gauche et droit, levée d’outil, barre horizontale, retour en position d’approche.</w:t>
+        <w:t>4. Tracer le A — enchaîner des movel entre p1 → p2 → p3 (jambes), lever l’outil, puis p4 → p5 (barre horizontale).</w:t>
       </w:r>
     </w:p>
     <w:p>
@@ -74,7 +69,7 @@
         <w:pStyle w:val="ListBullet"/>
       </w:pPr>
       <w:r>
-        <w:t>Boucle while (i &lt; n) avec sync() : plusieurs lettres A, décalage sp sur l’axe Y.</w:t>
+        <w:t>5. Revenir en sécurité — movej vers pa, puis optionnellement ReturnToCenter.script.</w:t>
       </w:r>
     </w:p>
     <w:p>
@@ -82,7 +77,15 @@
         <w:pStyle w:val="ListBullet"/>
       </w:pPr>
       <w:r>
-        <w:t>Contrôle de sécurité : n entre 1 et 4 (popup + halt).</w:t>
+        <w:t>6. Répéter (optionnel) — trace_A(n) avec n de 1 à 4, décalage sur l’axe Y (sp = 0,15 m).</w:t>
+      </w:r>
+    </w:p>
+    <w:p>
+      <w:pPr>
+        <w:pStyle w:val="Heading1"/>
+      </w:pPr>
+      <w:r>
+        <w:t>Paramètres de référence</w:t>
       </w:r>
     </w:p>
     <w:p>
@@ -90,7 +93,23 @@
         <w:pStyle w:val="ListBullet"/>
       </w:pPr>
       <w:r>
-        <w:t>Une seule fonction trace_A(n) — ex. trace_A(1) en bas du fichier pour lancer.</w:t>
+        <w:t>Vitesse : 0,1 m/s | Accélération : 0,5 m/s² | Lift outil : 0,02 m</w:t>
+      </w:r>
+    </w:p>
+    <w:p>
+      <w:pPr>
+        <w:pStyle w:val="ListBullet"/>
+      </w:pPr>
+      <w:r>
+        <w:t>Dimensions A : largeur w = 0,10 m, hauteur h = 0,15 m</w:t>
+      </w:r>
+    </w:p>
+    <w:p>
+      <w:pPr>
+        <w:pStyle w:val="ListBullet"/>
+      </w:pPr>
+      <w:r>
+        <w:t>Orientation outil : rx = 3,14159 rad (outil vers le bas)</w:t>
       </w:r>
     </w:p>
     <w:p>
@@ -98,25 +117,36 @@
         <w:pStyle w:val="Heading1"/>
       </w:pPr>
       <w:r>
-        <w:t>Fichier script externe</w:t>
+        <w:t>Fichiers script (dépôt)</w:t>
+      </w:r>
+    </w:p>
+    <w:p>
+      <w:pPr>
+        <w:pStyle w:val="ListBullet"/>
+      </w:pPr>
+      <w:r>
+        <w:t>scripts/ur/URscriptLetterA.script — fonction trace_A(n), 1 à 4 lettres</w:t>
+      </w:r>
+    </w:p>
+    <w:p>
+      <w:pPr>
+        <w:pStyle w:val="ListBullet"/>
+      </w:pPr>
+      <w:r>
+        <w:t>scripts/ur/traceAOnce.script — un seul A, sans boucle</w:t>
+      </w:r>
+    </w:p>
+    <w:p>
+      <w:pPr>
+        <w:pStyle w:val="ListBullet"/>
+      </w:pPr>
+      <w:r>
+        <w:t>scripts/ur/returnToCenter.script — retour au centre de la table</w:t>
       </w:r>
     </w:p>
     <w:p>
       <w:r>
-        <w:t>Le programme URScript est maintenu dans un fichier séparé du dépôt, pour pouvoir être chargé directement sur le robot ou dans l’émulateur UR sans repasser par le document Word :</w:t>
-      </w:r>
-    </w:p>
-    <w:p>
-      <w:r>
-        <w:rPr>
-          <w:b/>
-        </w:rPr>
-        <w:t>scripts/ur/URscriptLetterA.script</w:t>
-      </w:r>
-    </w:p>
-    <w:p>
-      <w:r>
-        <w:t>Sur PolyScope : Programmes → Nouveau programme → coller le contenu du fichier, ou importer via l’éditeur de script. En simulation (URSim), ouvrir le même fichier dans l’éditeur intégré.</w:t>
+        <w:t>Sur PolyScope : Programmes → Nouveau programme → coller ou importer le fichier .script.</w:t>
       </w:r>
     </w:p>
     <w:p>
@@ -129,14 +159,13 @@
     </w:p>
     <w:p>
       <w:r>
-        <w:t>Reproduction du contenu du fichier externe ci-dessous (à jour si le fichier scripts/ur/URscriptLetterA.script est modifié, régénérer ce document avec generer_document_day02.py).</w:t>
+        <w:t>Contenu du fichier scripts/ur/URscriptLetterA.script :</w:t>
       </w:r>
     </w:p>
     <w:p>
       <w:r>
         <w:rPr>
-          <w:rFonts w:ascii="Courier New" w:hAnsi="Courier New"/>
-          <w:color w:val="202020"/>
+          <w:rFonts w:ascii="Consolas" w:hAnsi="Consolas"/>
           <w:sz w:val="16"/>
         </w:rPr>
         <w:t>def trace_A(n):</w:t>
@@ -229,6 +258,77 @@
         <w:pStyle w:val="Heading1"/>
       </w:pPr>
       <w:r>
+        <w:t>Exécution directe sur le robot (sans script complet)</w:t>
+      </w:r>
+    </w:p>
+    <w:p>
+      <w:r>
+        <w:t>Les mêmes étapes peuvent être réalisées manuellement sur PolyScope ou en ligne de commande URScript, en enregistrant ou saisissant des movej et movel point par point :</w:t>
+      </w:r>
+    </w:p>
+    <w:p>
+      <w:pPr>
+        <w:pStyle w:val="ListBullet"/>
+      </w:pPr>
+      <w:r>
+        <w:t>movej — déplacement articulaire (approche, retrait, changement de zone).</w:t>
+      </w:r>
+    </w:p>
+    <w:p>
+      <w:pPr>
+        <w:pStyle w:val="ListBullet"/>
+      </w:pPr>
+      <w:r>
+        <w:t>movel — déplacement linéaire (traits du A, contact surface).</w:t>
+      </w:r>
+    </w:p>
+    <w:p>
+      <w:r>
+        <w:t>Séquence minimale pour un seul A :</w:t>
+      </w:r>
+    </w:p>
+    <w:p>
+      <w:pPr>
+        <w:pStyle w:val="ListBullet"/>
+      </w:pPr>
+      <w:r>
+        <w:t>movej(pa) — aller au-dessus du départ</w:t>
+      </w:r>
+    </w:p>
+    <w:p>
+      <w:pPr>
+        <w:pStyle w:val="ListBullet"/>
+      </w:pPr>
+      <w:r>
+        <w:t>movel(p1) → movel(p2) → movel(p3) — tracer les deux jambes et le sommet</w:t>
+      </w:r>
+    </w:p>
+    <w:p>
+      <w:pPr>
+        <w:pStyle w:val="ListBullet"/>
+      </w:pPr>
+      <w:r>
+        <w:t>movel(pose_trans(p4, lift)) → movel(p4) → movel(p5) — barre horizontale avec levée d’outil</w:t>
+      </w:r>
+    </w:p>
+    <w:p>
+      <w:pPr>
+        <w:pStyle w:val="ListBullet"/>
+      </w:pPr>
+      <w:r>
+        <w:t>movej(pa) — retour en position de sécurité</w:t>
+      </w:r>
+    </w:p>
+    <w:p>
+      <w:r>
+        <w:t>Cette méthode permet de valider chaque pose avant d’automatiser la boucle trace_A(n).</w:t>
+      </w:r>
+    </w:p>
+    <w:p>
+      <w:pPr>
+        <w:pStyle w:val="Heading1"/>
+      </w:pPr>
+      <w:r>
         <w:t>Points d’attention</w:t>
       </w:r>
     </w:p>
@@ -237,7 +337,7 @@
         <w:pStyle w:val="ListBullet"/>
       </w:pPr>
       <w:r>
-        <w:t>Vérifier les limites de l’espace de travail et les zones interdites avant exécution.</w:t>
+        <w:t>Vérifier limites d’espace de travail et zones interdites avant exécution.</w:t>
       </w:r>
     </w:p>
     <w:p>
@@ -245,7 +345,7 @@
         <w:pStyle w:val="ListBullet"/>
       </w:pPr>
       <w:r>
-        <w:t>Ajuster bx, by, bz, w (largeur), h (hauteur) pour le poste UR + surface de tracé.</w:t>
+        <w:t>Ajuster bx, by, bz selon la table et la position du robot.</w:t>
       </w:r>
     </w:p>
     <w:p>
@@ -253,65 +353,25 @@
         <w:pStyle w:val="ListBullet"/>
       </w:pPr>
       <w:r>
-        <w:t>rx = 3,14159 : outil vers le bas ; adapter selon le TCP.</w:t>
-      </w:r>
-    </w:p>
-    <w:p>
-      <w:pPr>
-        <w:pStyle w:val="ListBullet"/>
-      </w:pPr>
-      <w:r>
-        <w:t>Espacement entre lettres : sp = 0,15 m (y = by + sp × i).</w:t>
-      </w:r>
-    </w:p>
-    <w:p>
-      <w:pPr>
-        <w:pStyle w:val="ListBullet"/>
-      </w:pPr>
-      <w:r>
-        <w:t>Barre du A à 45 % de la hauteur (zb = bz + h × 0,45).</w:t>
+        <w:t>Tester d’abord à vitesse réduite sur URSim ou en mode manuel guidé.</w:t>
       </w:r>
     </w:p>
     <w:p/>
     <w:p>
       <w:r>
-        <w:rPr>
-          <w:b/>
-        </w:rPr>
-        <w:t xml:space="preserve">Programmeur : </w:t>
-      </w:r>
-      <w:r>
-        <w:t>Fabrice Kouonang</w:t>
+        <w:t>Programmeur : Fabrice Kouonang</w:t>
         <w:br/>
       </w:r>
       <w:r>
-        <w:rPr>
-          <w:b/>
-        </w:rPr>
-        <w:t xml:space="preserve">Projet : </w:t>
-      </w:r>
-      <w:r>
-        <w:t>OpenVLA — Stage CCNB-INNOV</w:t>
+        <w:t>Projet : OpenVLA — Stage CCNB-INNOV</w:t>
         <w:br/>
       </w:r>
       <w:r>
-        <w:rPr>
-          <w:b/>
-        </w:rPr>
-        <w:t xml:space="preserve">Date : </w:t>
-      </w:r>
-      <w:r>
-        <w:t>19 mai 2026</w:t>
+        <w:t>Date : 19 mai 2026</w:t>
         <w:br/>
       </w:r>
       <w:r>
-        <w:rPr>
-          <w:b/>
-        </w:rPr>
-        <w:t xml:space="preserve">Jour : </w:t>
-      </w:r>
-      <w:r>
-        <w:t>02</w:t>
+        <w:t>Jour : 02</w:t>
       </w:r>
     </w:p>
     <w:sectPr>
